--- a/img/fichier-srce-img.docx
+++ b/img/fichier-srce-img.docx
@@ -175,6 +175,283 @@
           <w:t>Road-trip en Nouvelle-Ecosse - Voyageurs du Monde</w:t>
         </w:r>
       </w:hyperlink>
+    </w:p>
+    <w:p>
+      <w:pPr>
+        <w:rPr>
+          <w:lang w:val="fr-CA"/>
+        </w:rPr>
+      </w:pPr>
+    </w:p>
+    <w:p>
+      <w:pPr>
+        <w:rPr>
+          <w:lang w:val="fr-CA"/>
+        </w:rPr>
+      </w:pPr>
+      <w:r>
+        <w:rPr>
+          <w:lang w:val="fr-CA"/>
+        </w:rPr>
+        <w:t>Palettes  de couleur</w:t>
+      </w:r>
+    </w:p>
+    <w:tbl>
+      <w:tblPr>
+        <w:tblStyle w:val="Grilledutableau"/>
+        <w:tblW w:w="0" w:type="auto"/>
+        <w:tblLook w:val="04A0" w:firstRow="1" w:lastRow="0" w:firstColumn="1" w:lastColumn="0" w:noHBand="0" w:noVBand="1"/>
+      </w:tblPr>
+      <w:tblGrid>
+        <w:gridCol w:w="2972"/>
+        <w:gridCol w:w="1701"/>
+      </w:tblGrid>
+      <w:tr>
+        <w:tc>
+          <w:tcPr>
+            <w:tcW w:w="2972" w:type="dxa"/>
+          </w:tcPr>
+          <w:p>
+            <w:pPr>
+              <w:rPr>
+                <w:lang w:val="fr-CA"/>
+              </w:rPr>
+            </w:pPr>
+            <w:r>
+              <w:rPr>
+                <w:lang w:val="fr-CA"/>
+              </w:rPr>
+              <w:t>Blanc</w:t>
+            </w:r>
+          </w:p>
+        </w:tc>
+        <w:tc>
+          <w:tcPr>
+            <w:tcW w:w="1701" w:type="dxa"/>
+          </w:tcPr>
+          <w:p>
+            <w:pPr>
+              <w:rPr>
+                <w:lang w:val="fr-CA"/>
+              </w:rPr>
+            </w:pPr>
+            <w:r>
+              <w:rPr>
+                <w:lang w:val="fr-CA"/>
+              </w:rPr>
+              <w:t>#ffffff</w:t>
+            </w:r>
+          </w:p>
+        </w:tc>
+      </w:tr>
+      <w:tr>
+        <w:tc>
+          <w:tcPr>
+            <w:tcW w:w="2972" w:type="dxa"/>
+          </w:tcPr>
+          <w:p>
+            <w:pPr>
+              <w:rPr>
+                <w:lang w:val="fr-CA"/>
+              </w:rPr>
+            </w:pPr>
+            <w:r>
+              <w:rPr>
+                <w:lang w:val="fr-CA"/>
+              </w:rPr>
+              <w:t>Vert citron</w:t>
+            </w:r>
+          </w:p>
+        </w:tc>
+        <w:tc>
+          <w:tcPr>
+            <w:tcW w:w="1701" w:type="dxa"/>
+          </w:tcPr>
+          <w:p>
+            <w:pPr>
+              <w:rPr>
+                <w:lang w:val="fr-CA"/>
+              </w:rPr>
+            </w:pPr>
+            <w:r>
+              <w:rPr>
+                <w:lang w:val="fr-CA"/>
+              </w:rPr>
+              <w:t>#b6e612</w:t>
+            </w:r>
+          </w:p>
+        </w:tc>
+      </w:tr>
+      <w:tr>
+        <w:tc>
+          <w:tcPr>
+            <w:tcW w:w="2972" w:type="dxa"/>
+          </w:tcPr>
+          <w:p>
+            <w:pPr>
+              <w:rPr>
+                <w:lang w:val="fr-CA"/>
+              </w:rPr>
+            </w:pPr>
+            <w:proofErr w:type="gramStart"/>
+            <w:r>
+              <w:rPr>
+                <w:lang w:val="fr-CA"/>
+              </w:rPr>
+              <w:t>bleu</w:t>
+            </w:r>
+            <w:proofErr w:type="gramEnd"/>
+          </w:p>
+        </w:tc>
+        <w:tc>
+          <w:tcPr>
+            <w:tcW w:w="1701" w:type="dxa"/>
+          </w:tcPr>
+          <w:p>
+            <w:pPr>
+              <w:rPr>
+                <w:lang w:val="fr-CA"/>
+              </w:rPr>
+            </w:pPr>
+            <w:r>
+              <w:rPr>
+                <w:lang w:val="fr-CA"/>
+              </w:rPr>
+              <w:t>#2670f0</w:t>
+            </w:r>
+          </w:p>
+        </w:tc>
+      </w:tr>
+      <w:tr>
+        <w:tc>
+          <w:tcPr>
+            <w:tcW w:w="2972" w:type="dxa"/>
+          </w:tcPr>
+          <w:p>
+            <w:pPr>
+              <w:rPr>
+                <w:lang w:val="fr-CA"/>
+              </w:rPr>
+            </w:pPr>
+            <w:r>
+              <w:rPr>
+                <w:lang w:val="fr-CA"/>
+              </w:rPr>
+              <w:t>Bleu nuit</w:t>
+            </w:r>
+          </w:p>
+        </w:tc>
+        <w:tc>
+          <w:tcPr>
+            <w:tcW w:w="1701" w:type="dxa"/>
+          </w:tcPr>
+          <w:p>
+            <w:pPr>
+              <w:rPr>
+                <w:lang w:val="fr-CA"/>
+              </w:rPr>
+            </w:pPr>
+            <w:r>
+              <w:rPr>
+                <w:lang w:val="fr-CA"/>
+              </w:rPr>
+              <w:t>#6c9cda</w:t>
+            </w:r>
+          </w:p>
+        </w:tc>
+      </w:tr>
+      <w:tr>
+        <w:tc>
+          <w:tcPr>
+            <w:tcW w:w="2972" w:type="dxa"/>
+          </w:tcPr>
+          <w:p>
+            <w:pPr>
+              <w:rPr>
+                <w:lang w:val="fr-CA"/>
+              </w:rPr>
+            </w:pPr>
+            <w:r>
+              <w:rPr>
+                <w:lang w:val="fr-CA"/>
+              </w:rPr>
+              <w:t>Vert moutarde</w:t>
+            </w:r>
+          </w:p>
+        </w:tc>
+        <w:tc>
+          <w:tcPr>
+            <w:tcW w:w="1701" w:type="dxa"/>
+          </w:tcPr>
+          <w:p>
+            <w:pPr>
+              <w:rPr>
+                <w:lang w:val="fr-CA"/>
+              </w:rPr>
+            </w:pPr>
+            <w:r>
+              <w:rPr>
+                <w:lang w:val="fr-CA"/>
+              </w:rPr>
+              <w:t>#d1e7a1</w:t>
+            </w:r>
+          </w:p>
+        </w:tc>
+      </w:tr>
+    </w:tbl>
+    <w:p>
+      <w:pPr>
+        <w:rPr>
+          <w:lang w:val="fr-CA"/>
+        </w:rPr>
+      </w:pPr>
+    </w:p>
+    <w:p>
+      <w:pPr>
+        <w:rPr>
+          <w:lang w:val="fr-CA"/>
+        </w:rPr>
+      </w:pPr>
+      <w:r>
+        <w:rPr>
+          <w:lang w:val="fr-CA"/>
+        </w:rPr>
+        <w:drawing>
+          <wp:inline distT="0" distB="0" distL="0" distR="0" wp14:anchorId="238390D8" wp14:editId="0FDC47E2">
+            <wp:extent cx="2432050" cy="1422400"/>
+            <wp:effectExtent l="0" t="0" r="6350" b="6350"/>
+            <wp:docPr id="703227010" name="Image 1"/>
+            <wp:cNvGraphicFramePr>
+              <a:graphicFrameLocks xmlns:a="http://schemas.openxmlformats.org/drawingml/2006/main" noChangeAspect="1"/>
+            </wp:cNvGraphicFramePr>
+            <a:graphic xmlns:a="http://schemas.openxmlformats.org/drawingml/2006/main">
+              <a:graphicData uri="http://schemas.openxmlformats.org/drawingml/2006/picture">
+                <pic:pic xmlns:pic="http://schemas.openxmlformats.org/drawingml/2006/picture">
+                  <pic:nvPicPr>
+                    <pic:cNvPr id="703227010" name=""/>
+                    <pic:cNvPicPr/>
+                  </pic:nvPicPr>
+                  <pic:blipFill>
+                    <a:blip r:embed="rId8"/>
+                    <a:stretch>
+                      <a:fillRect/>
+                    </a:stretch>
+                  </pic:blipFill>
+                  <pic:spPr>
+                    <a:xfrm>
+                      <a:off x="0" y="0"/>
+                      <a:ext cx="2432050" cy="1422400"/>
+                    </a:xfrm>
+                    <a:prstGeom prst="rect">
+                      <a:avLst/>
+                    </a:prstGeom>
+                  </pic:spPr>
+                </pic:pic>
+              </a:graphicData>
+            </a:graphic>
+          </wp:inline>
+        </w:drawing>
+      </w:r>
     </w:p>
     <w:sectPr>
       <w:pgSz w:w="12240" w:h="15840"/>
@@ -1223,6 +1500,25 @@
       <w:shd w:val="clear" w:color="auto" w:fill="E1DFDD"/>
     </w:rPr>
   </w:style>
+  <w:style w:type="table" w:styleId="Grilledutableau">
+    <w:name w:val="Table Grid"/>
+    <w:basedOn w:val="TableauNormal"/>
+    <w:uiPriority w:val="39"/>
+    <w:rsid w:val="00A724CE"/>
+    <w:pPr>
+      <w:spacing w:after="0" w:line="240" w:lineRule="auto"/>
+    </w:pPr>
+    <w:tblPr>
+      <w:tblBorders>
+        <w:top w:val="single" w:sz="4" w:space="0" w:color="auto"/>
+        <w:left w:val="single" w:sz="4" w:space="0" w:color="auto"/>
+        <w:bottom w:val="single" w:sz="4" w:space="0" w:color="auto"/>
+        <w:right w:val="single" w:sz="4" w:space="0" w:color="auto"/>
+        <w:insideH w:val="single" w:sz="4" w:space="0" w:color="auto"/>
+        <w:insideV w:val="single" w:sz="4" w:space="0" w:color="auto"/>
+      </w:tblBorders>
+    </w:tblPr>
+  </w:style>
 </w:styles>
 </file>
 
